--- a/523c0012_LAB4.docx
+++ b/523c0012_LAB4.docx
@@ -2,39 +2,6 @@
 <file path=word/document.xml><?xml version="1.0" encoding="utf-8"?>
 <w:document xmlns:wpc="http://schemas.microsoft.com/office/word/2010/wordprocessingCanvas" xmlns:cx="http://schemas.microsoft.com/office/drawing/2014/chartex" xmlns:cx1="http://schemas.microsoft.com/office/drawing/2015/9/8/chartex" xmlns:cx2="http://schemas.microsoft.com/office/drawing/2015/10/21/chartex" xmlns:cx3="http://schemas.microsoft.com/office/drawing/2016/5/9/chartex" xmlns:cx4="http://schemas.microsoft.com/office/drawing/2016/5/10/chartex" xmlns:cx5="http://schemas.microsoft.com/office/drawing/2016/5/11/chartex" xmlns:cx6="http://schemas.microsoft.com/office/drawing/2016/5/12/chartex" xmlns:cx7="http://schemas.microsoft.com/office/drawing/2016/5/13/chartex" xmlns:cx8="http://schemas.microsoft.com/office/drawing/2016/5/14/chartex" xmlns:mc="http://schemas.openxmlformats.org/markup-compatibility/2006" xmlns:aink="http://schemas.microsoft.com/office/drawing/2016/ink" xmlns:am3d="http://schemas.microsoft.com/office/drawing/2017/model3d" xmlns:o="urn:schemas-microsoft-com:office:office" xmlns:oel="http://schemas.microsoft.com/office/2019/extlst" xmlns:r="http://schemas.openxmlformats.org/officeDocument/2006/relationships" xmlns:m="http://schemas.openxmlformats.org/officeDocument/2006/math" xmlns:v="urn:schemas-microsoft-com:vml" xmlns:wp14="http://schemas.microsoft.com/office/word/2010/wordprocessingDrawing" xmlns:wp="http://schemas.openxmlformats.org/drawingml/2006/wordprocessingDrawing" xmlns:w10="urn:schemas-microsoft-com:office:word" xmlns:w="http://schemas.openxmlformats.org/wordprocessingml/2006/main" xmlns:w14="http://schemas.microsoft.com/office/word/2010/wordml" xmlns:w15="http://schemas.microsoft.com/office/word/2012/wordml" xmlns:w16cex="http://schemas.microsoft.com/office/word/2018/wordml/cex" xmlns:w16cid="http://schemas.microsoft.com/office/word/2016/wordml/cid" xmlns:w16="http://schemas.microsoft.com/office/word/2018/wordml" xmlns:w16du="http://schemas.microsoft.com/office/word/2023/wordml/word16du" xmlns:w16sdtdh="http://schemas.microsoft.com/office/word/2020/wordml/sdtdatahash" xmlns:w16sdtfl="http://schemas.microsoft.com/office/word/2024/wordml/sdtformatlock" xmlns:w16se="http://schemas.microsoft.com/office/word/2015/wordml/symex" xmlns:wpg="http://schemas.microsoft.com/office/word/2010/wordprocessingGroup" xmlns:wpi="http://schemas.microsoft.com/office/word/2010/wordprocessingInk" xmlns:wne="http://schemas.microsoft.com/office/word/2006/wordml" xmlns:wps="http://schemas.microsoft.com/office/word/2010/wordprocessingShape" mc:Ignorable="w14 w15 w16se w16cid w16 w16cex w16sdtdh w16sdtfl w16du wp14">
   <w:body>
-    <w:p>
-      <w:pPr>
-        <w:pStyle w:val="Heading1"/>
-        <w:jc w:val="center"/>
-        <w:rPr>
-          <w:rFonts w:ascii="Times New Roman" w:hAnsi="Times New Roman" w:cs="Times New Roman"/>
-          <w:lang w:val="vi-VN"/>
-        </w:rPr>
-      </w:pPr>
-      <w:r>
-        <w:rPr>
-          <w:rFonts w:ascii="Times New Roman" w:hAnsi="Times New Roman" w:cs="Times New Roman"/>
-          <w:lang w:val="vi-VN"/>
-        </w:rPr>
-        <w:t>Software Engineering – Lab 4 Report</w:t>
-      </w:r>
-      <w:r>
-        <w:rPr>
-          <w:rFonts w:ascii="Times New Roman" w:hAnsi="Times New Roman" w:cs="Times New Roman"/>
-          <w:lang w:val="vi-VN"/>
-        </w:rPr>
-        <w:br/>
-        <w:t>Huynh Nhat Huy – 523c0012</w:t>
-      </w:r>
-      <w:r>
-        <w:rPr>
-          <w:rFonts w:ascii="Times New Roman" w:hAnsi="Times New Roman" w:cs="Times New Roman"/>
-          <w:lang w:val="vi-VN"/>
-        </w:rPr>
-        <w:br/>
-        <w:t>Software Engineering (2025 – 2026) - TDTU</w:t>
-      </w:r>
-    </w:p>
     <w:p>
       <w:pPr>
         <w:pStyle w:val="ListParagraph"/>
@@ -393,24 +360,14 @@
       <w:r>
         <w:t xml:space="preserve">Figure </w:t>
       </w:r>
-      <w:r>
-        <w:fldChar w:fldCharType="begin"/>
-      </w:r>
-      <w:r>
-        <w:instrText xml:space="preserve"> SEQ Figure \* ARABIC </w:instrText>
-      </w:r>
-      <w:r>
-        <w:fldChar w:fldCharType="separate"/>
-      </w:r>
-      <w:r>
-        <w:rPr>
-          <w:noProof/>
-        </w:rPr>
-        <w:t>1</w:t>
-      </w:r>
-      <w:r>
-        <w:fldChar w:fldCharType="end"/>
-      </w:r>
+      <w:fldSimple w:instr=" SEQ Figure \* ARABIC ">
+        <w:r>
+          <w:rPr>
+            <w:noProof/>
+          </w:rPr>
+          <w:t>1</w:t>
+        </w:r>
+      </w:fldSimple>
       <w:r>
         <w:t>. Lab4 Exercise1's Folder tree</w:t>
       </w:r>
@@ -596,24 +553,14 @@
                             <w:r>
                               <w:t xml:space="preserve">Figure </w:t>
                             </w:r>
-                            <w:r>
-                              <w:fldChar w:fldCharType="begin"/>
-                            </w:r>
-                            <w:r>
-                              <w:instrText xml:space="preserve"> SEQ Figure \* ARABIC </w:instrText>
-                            </w:r>
-                            <w:r>
-                              <w:fldChar w:fldCharType="separate"/>
-                            </w:r>
-                            <w:r>
-                              <w:rPr>
-                                <w:noProof/>
-                              </w:rPr>
-                              <w:t>2</w:t>
-                            </w:r>
-                            <w:r>
-                              <w:fldChar w:fldCharType="end"/>
-                            </w:r>
+                            <w:fldSimple w:instr=" SEQ Figure \* ARABIC ">
+                              <w:r>
+                                <w:rPr>
+                                  <w:noProof/>
+                                </w:rPr>
+                                <w:t>2</w:t>
+                              </w:r>
+                            </w:fldSimple>
                             <w:r>
                               <w:t>. DAL's Folder tree</w:t>
                             </w:r>
@@ -933,24 +880,14 @@
                             <w:r>
                               <w:t xml:space="preserve">Figure </w:t>
                             </w:r>
-                            <w:r>
-                              <w:fldChar w:fldCharType="begin"/>
-                            </w:r>
-                            <w:r>
-                              <w:instrText xml:space="preserve"> SEQ Figure \* ARABIC </w:instrText>
-                            </w:r>
-                            <w:r>
-                              <w:fldChar w:fldCharType="separate"/>
-                            </w:r>
-                            <w:r>
-                              <w:rPr>
-                                <w:noProof/>
-                              </w:rPr>
-                              <w:t>3</w:t>
-                            </w:r>
-                            <w:r>
-                              <w:fldChar w:fldCharType="end"/>
-                            </w:r>
+                            <w:fldSimple w:instr=" SEQ Figure \* ARABIC ">
+                              <w:r>
+                                <w:rPr>
+                                  <w:noProof/>
+                                </w:rPr>
+                                <w:t>3</w:t>
+                              </w:r>
+                            </w:fldSimple>
                             <w:r>
                               <w:t>. BAL's Folder tree</w:t>
                             </w:r>
@@ -1060,19 +997,7 @@
         <w:rPr>
           <w:rFonts w:ascii="Times New Roman" w:hAnsi="Times New Roman" w:cs="Times New Roman"/>
         </w:rPr>
-        <w:t>All of the files above were</w:t>
-      </w:r>
-      <w:r>
-        <w:rPr>
-          <w:rFonts w:ascii="Times New Roman" w:hAnsi="Times New Roman" w:cs="Times New Roman"/>
-        </w:rPr>
-        <w:t xml:space="preserve"> also</w:t>
-      </w:r>
-      <w:r>
-        <w:rPr>
-          <w:rFonts w:ascii="Times New Roman" w:hAnsi="Times New Roman" w:cs="Times New Roman"/>
-        </w:rPr>
-        <w:t xml:space="preserve"> made with the example code from the instructor’s lab file</w:t>
+        <w:t>All of the files above were also made with the example code from the instructor’s lab file</w:t>
       </w:r>
     </w:p>
     <w:p>
@@ -1338,24 +1263,14 @@
                             <w:r>
                               <w:t xml:space="preserve">Figure </w:t>
                             </w:r>
-                            <w:r>
-                              <w:fldChar w:fldCharType="begin"/>
-                            </w:r>
-                            <w:r>
-                              <w:instrText xml:space="preserve"> SEQ Figure \* ARABIC </w:instrText>
-                            </w:r>
-                            <w:r>
-                              <w:fldChar w:fldCharType="separate"/>
-                            </w:r>
-                            <w:r>
-                              <w:rPr>
-                                <w:noProof/>
-                              </w:rPr>
-                              <w:t>4</w:t>
-                            </w:r>
-                            <w:r>
-                              <w:fldChar w:fldCharType="end"/>
-                            </w:r>
+                            <w:fldSimple w:instr=" SEQ Figure \* ARABIC ">
+                              <w:r>
+                                <w:rPr>
+                                  <w:noProof/>
+                                </w:rPr>
+                                <w:t>4</w:t>
+                              </w:r>
+                            </w:fldSimple>
                             <w:r>
                               <w:t>. UI’s folder tree</w:t>
                             </w:r>
@@ -1427,24 +1342,14 @@
       <w:r>
         <w:t xml:space="preserve">Figure </w:t>
       </w:r>
-      <w:r>
-        <w:fldChar w:fldCharType="begin"/>
-      </w:r>
-      <w:r>
-        <w:instrText xml:space="preserve"> SEQ Figure \* ARABIC </w:instrText>
-      </w:r>
-      <w:r>
-        <w:fldChar w:fldCharType="separate"/>
-      </w:r>
-      <w:r>
-        <w:rPr>
-          <w:noProof/>
-        </w:rPr>
-        <w:t>5</w:t>
-      </w:r>
-      <w:r>
-        <w:fldChar w:fldCharType="end"/>
-      </w:r>
+      <w:fldSimple w:instr=" SEQ Figure \* ARABIC ">
+        <w:r>
+          <w:rPr>
+            <w:noProof/>
+          </w:rPr>
+          <w:t>5</w:t>
+        </w:r>
+      </w:fldSimple>
       <w:r>
         <w:t xml:space="preserve">. </w:t>
       </w:r>
@@ -1769,6 +1674,7 @@
     </w:p>
     <w:sectPr>
       <w:footerReference w:type="default" r:id="rId12"/>
+      <w:headerReference w:type="first" r:id="rId13"/>
       <w:pgSz w:w="12240" w:h="15840"/>
       <w:pgMar w:top="720" w:right="1440" w:bottom="1800" w:left="1440" w:header="720" w:footer="720" w:gutter="0"/>
       <w:cols w:space="720"/>
@@ -1866,6 +1772,49 @@
     <w:p/>
   </w:footnote>
 </w:footnotes>
+</file>
+
+<file path=word/header1.xml><?xml version="1.0" encoding="utf-8"?>
+<w:hdr xmlns:wpc="http://schemas.microsoft.com/office/word/2010/wordprocessingCanvas" xmlns:cx="http://schemas.microsoft.com/office/drawing/2014/chartex" xmlns:cx1="http://schemas.microsoft.com/office/drawing/2015/9/8/chartex" xmlns:cx2="http://schemas.microsoft.com/office/drawing/2015/10/21/chartex" xmlns:cx3="http://schemas.microsoft.com/office/drawing/2016/5/9/chartex" xmlns:cx4="http://schemas.microsoft.com/office/drawing/2016/5/10/chartex" xmlns:cx5="http://schemas.microsoft.com/office/drawing/2016/5/11/chartex" xmlns:cx6="http://schemas.microsoft.com/office/drawing/2016/5/12/chartex" xmlns:cx7="http://schemas.microsoft.com/office/drawing/2016/5/13/chartex" xmlns:cx8="http://schemas.microsoft.com/office/drawing/2016/5/14/chartex" xmlns:mc="http://schemas.openxmlformats.org/markup-compatibility/2006" xmlns:aink="http://schemas.microsoft.com/office/drawing/2016/ink" xmlns:am3d="http://schemas.microsoft.com/office/drawing/2017/model3d" xmlns:o="urn:schemas-microsoft-com:office:office" xmlns:oel="http://schemas.microsoft.com/office/2019/extlst" xmlns:r="http://schemas.openxmlformats.org/officeDocument/2006/relationships" xmlns:m="http://schemas.openxmlformats.org/officeDocument/2006/math" xmlns:v="urn:schemas-microsoft-com:vml" xmlns:wp14="http://schemas.microsoft.com/office/word/2010/wordprocessingDrawing" xmlns:wp="http://schemas.openxmlformats.org/drawingml/2006/wordprocessingDrawing" xmlns:w10="urn:schemas-microsoft-com:office:word" xmlns:w="http://schemas.openxmlformats.org/wordprocessingml/2006/main" xmlns:w14="http://schemas.microsoft.com/office/word/2010/wordml" xmlns:w15="http://schemas.microsoft.com/office/word/2012/wordml" xmlns:w16cex="http://schemas.microsoft.com/office/word/2018/wordml/cex" xmlns:w16cid="http://schemas.microsoft.com/office/word/2016/wordml/cid" xmlns:w16="http://schemas.microsoft.com/office/word/2018/wordml" xmlns:w16du="http://schemas.microsoft.com/office/word/2023/wordml/word16du" xmlns:w16sdtdh="http://schemas.microsoft.com/office/word/2020/wordml/sdtdatahash" xmlns:w16sdtfl="http://schemas.microsoft.com/office/word/2024/wordml/sdtformatlock" xmlns:w16se="http://schemas.microsoft.com/office/word/2015/wordml/symex" xmlns:wpg="http://schemas.microsoft.com/office/word/2010/wordprocessingGroup" xmlns:wpi="http://schemas.microsoft.com/office/word/2010/wordprocessingInk" xmlns:wne="http://schemas.microsoft.com/office/word/2006/wordml" xmlns:wps="http://schemas.microsoft.com/office/word/2010/wordprocessingShape" mc:Ignorable="w14 w15 w16se w16cid w16 w16cex w16sdtdh w16sdtfl w16du wp14">
+  <w:p>
+    <w:pPr>
+      <w:pStyle w:val="Heading1"/>
+      <w:jc w:val="center"/>
+      <w:rPr>
+        <w:rFonts w:ascii="Times New Roman" w:hAnsi="Times New Roman" w:cs="Times New Roman"/>
+      </w:rPr>
+    </w:pPr>
+    <w:r>
+      <w:rPr>
+        <w:rFonts w:ascii="Times New Roman" w:hAnsi="Times New Roman" w:cs="Times New Roman"/>
+        <w:lang w:val="vi-VN"/>
+      </w:rPr>
+      <w:t>Software Engineering – Lab 4 Report</w:t>
+    </w:r>
+    <w:r>
+      <w:rPr>
+        <w:rFonts w:ascii="Times New Roman" w:hAnsi="Times New Roman" w:cs="Times New Roman"/>
+        <w:lang w:val="vi-VN"/>
+      </w:rPr>
+      <w:br/>
+      <w:t>Huynh Nhat Huy – 523c0012</w:t>
+    </w:r>
+    <w:r>
+      <w:rPr>
+        <w:rFonts w:ascii="Times New Roman" w:hAnsi="Times New Roman" w:cs="Times New Roman"/>
+        <w:lang w:val="vi-VN"/>
+      </w:rPr>
+      <w:br/>
+      <w:t>Software Engineering (2025 – 2026) - TD</w:t>
+    </w:r>
+    <w:r>
+      <w:rPr>
+        <w:rFonts w:ascii="Times New Roman" w:hAnsi="Times New Roman" w:cs="Times New Roman"/>
+      </w:rPr>
+      <w:t>TU</w:t>
+    </w:r>
+  </w:p>
+</w:hdr>
 </file>
 
 <file path=word/numbering.xml><?xml version="1.0" encoding="utf-8"?>
